--- a/spa/docx/022.content.docx
+++ b/spa/docx/022.content.docx
@@ -213,7 +213,6 @@
       </w:r>
       <w:r>
         <w:rPr>
-          <w:b/>
           <w:lang w:val="es_ES" w:bidi="es_ES"/>
         </w:rPr>
         <w:t>israelitas</w:t>
@@ -251,18 +250,12 @@
         </w:rPr>
         <w:t xml:space="preserve">Hay otros nombres para Dios en la Biblia, como "el Dios altísimo", o "el Dios de los ejércitos celestiales", pero cuando las personas escuchan este nombre de Dios, Yahvé, piensan especialmente en el </w:t>
       </w:r>
-      <w:hyperlink r:id="rId13">
-        <w:r>
-          <w:rPr>
-            <w:lang w:val="es_ES" w:bidi="es_ES"/>
-          </w:rPr>
-          <w:rPr>
-            <w:color w:val="0000EE"/>
-            <w:u w:val="single"/>
-          </w:rPr>
-          <w:t>pacto</w:t>
-        </w:r>
-      </w:hyperlink>
+      <w:r>
+        <w:rPr>
+          <w:lang w:val="es_ES" w:bidi="es_ES"/>
+        </w:rPr>
+        <w:t>pacto</w:t>
+      </w:r>
       <w:r>
         <w:rPr>
           <w:lang w:val="es_ES" w:bidi="es_ES"/>
@@ -285,7 +278,6 @@
       </w:r>
       <w:r>
         <w:rPr>
-          <w:b/>
           <w:lang w:val="es_ES" w:bidi="es_ES"/>
         </w:rPr>
         <w:t>judíos</w:t>
@@ -296,36 +288,24 @@
         </w:rPr>
         <w:t xml:space="preserve"> eran muy cuidadosos al pronunciar este nombre de Dios. Dios era </w:t>
       </w:r>
-      <w:hyperlink r:id="rId14">
-        <w:r>
-          <w:rPr>
-            <w:lang w:val="es_ES" w:bidi="es_ES"/>
-          </w:rPr>
-          <w:rPr>
-            <w:color w:val="0000EE"/>
-            <w:u w:val="single"/>
-          </w:rPr>
-          <w:t>santo</w:t>
-        </w:r>
-      </w:hyperlink>
+      <w:r>
+        <w:rPr>
+          <w:lang w:val="es_ES" w:bidi="es_ES"/>
+        </w:rPr>
+        <w:t>santo</w:t>
+      </w:r>
       <w:r>
         <w:rPr>
           <w:lang w:val="es_ES" w:bidi="es_ES"/>
         </w:rPr>
         <w:t xml:space="preserve">, y por lo tanto su nombre era santo. Ellos no querían ofender a Dios usando su nombre de manera casual. Con el tiempo, el pueblo judío usaba el nombre de Dios cada vez menos porque tenían miedo de ofender a Dios. Por lo tanto, cuando los judíos estaban leyendo sus Escrituras, los libros de la Biblia que ahora llamamos el Antiguo Testamento, no pronunciaban la palabra Yahvé. En cambio, cada vez que veían la palabra Yahvé, decían una palabra que significa maestro, o </w:t>
       </w:r>
-      <w:hyperlink r:id="rId15">
-        <w:r>
-          <w:rPr>
-            <w:lang w:val="es_ES" w:bidi="es_ES"/>
-          </w:rPr>
-          <w:rPr>
-            <w:color w:val="0000EE"/>
-            <w:u w:val="single"/>
-          </w:rPr>
-          <w:t>señor</w:t>
-        </w:r>
-      </w:hyperlink>
+      <w:r>
+        <w:rPr>
+          <w:lang w:val="es_ES" w:bidi="es_ES"/>
+        </w:rPr>
+        <w:t>señor</w:t>
+      </w:r>
       <w:r>
         <w:rPr>
           <w:lang w:val="es_ES" w:bidi="es_ES"/>
@@ -478,18 +458,12 @@
         </w:rPr>
         <w:t xml:space="preserve">Las personas también pueden obligar a una persona a llevar un yugo si la persona es un </w:t>
       </w:r>
-      <w:hyperlink r:id="rId16">
-        <w:r>
-          <w:rPr>
-            <w:lang w:val="es_ES" w:bidi="es_ES"/>
-          </w:rPr>
-          <w:rPr>
-            <w:color w:val="0000EE"/>
-            <w:u w:val="single"/>
-          </w:rPr>
-          <w:t>esclavo</w:t>
-        </w:r>
-      </w:hyperlink>
+      <w:r>
+        <w:rPr>
+          <w:lang w:val="es_ES" w:bidi="es_ES"/>
+        </w:rPr>
+        <w:t>esclavo</w:t>
+      </w:r>
       <w:r>
         <w:rPr>
           <w:lang w:val="es_ES" w:bidi="es_ES"/>
